--- a/public/tc2.docx
+++ b/public/tc2.docx
@@ -132,7 +132,7 @@
                   <wp:posOffset>1333500</wp:posOffset>
                 </wp:positionH>
                 <wp:positionV relativeFrom="paragraph">
-                  <wp:posOffset>4994275</wp:posOffset>
+                  <wp:posOffset>4902835</wp:posOffset>
                 </wp:positionV>
                 <wp:extent cx="1183640" cy="205105"/>
                 <wp:effectExtent l="0" t="635" r="0" b="0"/>
@@ -198,7 +198,7 @@
           </mc:Choice>
           <mc:Fallback>
             <w:pict>
-              <v:rect id="shape_0" ID="Frame 34" path="m0,0l-2147483645,0l-2147483645,-2147483646l0,-2147483646xe" stroked="f" o:allowincell="f" style="position:absolute;margin-left:105pt;margin-top:393.25pt;width:93.15pt;height:16.1pt;mso-wrap-style:square;v-text-anchor:top">
+              <v:rect id="shape_0" ID="Frame 34" path="m0,0l-2147483645,0l-2147483645,-2147483646l0,-2147483646xe" stroked="f" o:allowincell="f" style="position:absolute;margin-left:105pt;margin-top:386.05pt;width:93.15pt;height:16.1pt;mso-wrap-style:square;v-text-anchor:top">
                 <v:fill o:detectmouseclick="t" on="false"/>
                 <v:stroke color="#3465a4" joinstyle="round" endcap="flat"/>
                 <v:textbox>
@@ -241,7 +241,7 @@
                   <wp:posOffset>2451100</wp:posOffset>
                 </wp:positionH>
                 <wp:positionV relativeFrom="paragraph">
-                  <wp:posOffset>5518150</wp:posOffset>
+                  <wp:posOffset>5426710</wp:posOffset>
                 </wp:positionV>
                 <wp:extent cx="1477645" cy="192405"/>
                 <wp:effectExtent l="635" t="635" r="0" b="0"/>
@@ -307,7 +307,7 @@
           </mc:Choice>
           <mc:Fallback>
             <w:pict>
-              <v:rect id="shape_0" ID="Frame 37" path="m0,0l-2147483645,0l-2147483645,-2147483646l0,-2147483646xe" stroked="f" o:allowincell="f" style="position:absolute;margin-left:193pt;margin-top:434.5pt;width:116.3pt;height:15.1pt;mso-wrap-style:square;v-text-anchor:top">
+              <v:rect id="shape_0" ID="Frame 37" path="m0,0l-2147483645,0l-2147483645,-2147483646l0,-2147483646xe" stroked="f" o:allowincell="f" style="position:absolute;margin-left:193pt;margin-top:427.3pt;width:116.3pt;height:15.1pt;mso-wrap-style:square;v-text-anchor:top">
                 <v:fill o:detectmouseclick="t" on="false"/>
                 <v:stroke color="#3465a4" joinstyle="round" endcap="flat"/>
                 <v:textbox>
@@ -350,7 +350,7 @@
                   <wp:posOffset>2352040</wp:posOffset>
                 </wp:positionH>
                 <wp:positionV relativeFrom="paragraph">
-                  <wp:posOffset>6330315</wp:posOffset>
+                  <wp:posOffset>6238875</wp:posOffset>
                 </wp:positionV>
                 <wp:extent cx="1637665" cy="381635"/>
                 <wp:effectExtent l="635" t="0" r="0" b="0"/>
@@ -416,7 +416,7 @@
           </mc:Choice>
           <mc:Fallback>
             <w:pict>
-              <v:rect id="shape_0" ID="Frame 40" path="m0,0l-2147483645,0l-2147483645,-2147483646l0,-2147483646xe" stroked="f" o:allowincell="f" style="position:absolute;margin-left:185.2pt;margin-top:498.45pt;width:128.9pt;height:30pt;mso-wrap-style:square;v-text-anchor:middle">
+              <v:rect id="shape_0" ID="Frame 40" path="m0,0l-2147483645,0l-2147483645,-2147483646l0,-2147483646xe" stroked="f" o:allowincell="f" style="position:absolute;margin-left:185.2pt;margin-top:491.25pt;width:128.9pt;height:30pt;mso-wrap-style:square;v-text-anchor:middle">
                 <v:fill o:detectmouseclick="t" on="false"/>
                 <v:stroke color="#3465a4" joinstyle="round" endcap="flat"/>
                 <v:textbox>
@@ -459,7 +459,7 @@
                   <wp:posOffset>1729740</wp:posOffset>
                 </wp:positionH>
                 <wp:positionV relativeFrom="paragraph">
-                  <wp:posOffset>6995795</wp:posOffset>
+                  <wp:posOffset>6904355</wp:posOffset>
                 </wp:positionV>
                 <wp:extent cx="2206625" cy="226695"/>
                 <wp:effectExtent l="635" t="635" r="0" b="0"/>
@@ -525,7 +525,7 @@
           </mc:Choice>
           <mc:Fallback>
             <w:pict>
-              <v:rect id="shape_0" ID="Frame 42" path="m0,0l-2147483645,0l-2147483645,-2147483646l0,-2147483646xe" stroked="f" o:allowincell="f" style="position:absolute;margin-left:136.2pt;margin-top:550.85pt;width:173.7pt;height:17.8pt;mso-wrap-style:square;v-text-anchor:top">
+              <v:rect id="shape_0" ID="Frame 42" path="m0,0l-2147483645,0l-2147483645,-2147483646l0,-2147483646xe" stroked="f" o:allowincell="f" style="position:absolute;margin-left:136.2pt;margin-top:543.65pt;width:173.7pt;height:17.8pt;mso-wrap-style:square;v-text-anchor:top">
                 <v:fill o:detectmouseclick="t" on="false"/>
                 <v:stroke color="#3465a4" joinstyle="round" endcap="flat"/>
                 <v:textbox>
@@ -568,7 +568,7 @@
                   <wp:posOffset>1241425</wp:posOffset>
                 </wp:positionH>
                 <wp:positionV relativeFrom="paragraph">
-                  <wp:posOffset>7253605</wp:posOffset>
+                  <wp:posOffset>7162165</wp:posOffset>
                 </wp:positionV>
                 <wp:extent cx="2556510" cy="227330"/>
                 <wp:effectExtent l="0" t="0" r="0" b="0"/>
@@ -634,7 +634,7 @@
           </mc:Choice>
           <mc:Fallback>
             <w:pict>
-              <v:rect id="shape_0" ID="Frame 43" path="m0,0l-2147483645,0l-2147483645,-2147483646l0,-2147483646xe" stroked="f" o:allowincell="f" style="position:absolute;margin-left:97.75pt;margin-top:571.15pt;width:201.25pt;height:17.85pt;mso-wrap-style:square;v-text-anchor:top">
+              <v:rect id="shape_0" ID="Frame 43" path="m0,0l-2147483645,0l-2147483645,-2147483646l0,-2147483646xe" stroked="f" o:allowincell="f" style="position:absolute;margin-left:97.75pt;margin-top:563.95pt;width:201.25pt;height:17.85pt;mso-wrap-style:square;v-text-anchor:top">
                 <v:fill o:detectmouseclick="t" on="false"/>
                 <v:stroke color="#3465a4" joinstyle="round" endcap="flat"/>
                 <v:textbox>
@@ -677,7 +677,7 @@
                   <wp:posOffset>1675765</wp:posOffset>
                 </wp:positionH>
                 <wp:positionV relativeFrom="paragraph">
-                  <wp:posOffset>7519035</wp:posOffset>
+                  <wp:posOffset>7427595</wp:posOffset>
                 </wp:positionV>
                 <wp:extent cx="1405890" cy="204470"/>
                 <wp:effectExtent l="0" t="0" r="0" b="0"/>
@@ -743,7 +743,7 @@
           </mc:Choice>
           <mc:Fallback>
             <w:pict>
-              <v:rect id="shape_0" ID="Frame 44" path="m0,0l-2147483645,0l-2147483645,-2147483646l0,-2147483646xe" stroked="f" o:allowincell="f" style="position:absolute;margin-left:131.95pt;margin-top:592.05pt;width:110.65pt;height:16.05pt;mso-wrap-style:square;v-text-anchor:top">
+              <v:rect id="shape_0" ID="Frame 44" path="m0,0l-2147483645,0l-2147483645,-2147483646l0,-2147483646xe" stroked="f" o:allowincell="f" style="position:absolute;margin-left:131.95pt;margin-top:584.85pt;width:110.65pt;height:16.05pt;mso-wrap-style:square;v-text-anchor:top">
                 <v:fill o:detectmouseclick="t" on="false"/>
                 <v:stroke color="#3465a4" joinstyle="round" endcap="flat"/>
                 <v:textbox>
@@ -786,7 +786,7 @@
                   <wp:posOffset>1474470</wp:posOffset>
                 </wp:positionH>
                 <wp:positionV relativeFrom="paragraph">
-                  <wp:posOffset>7779385</wp:posOffset>
+                  <wp:posOffset>7687945</wp:posOffset>
                 </wp:positionV>
                 <wp:extent cx="1410970" cy="218440"/>
                 <wp:effectExtent l="0" t="0" r="0" b="0"/>
@@ -852,7 +852,7 @@
           </mc:Choice>
           <mc:Fallback>
             <w:pict>
-              <v:rect id="shape_0" ID="Frame 45" path="m0,0l-2147483645,0l-2147483645,-2147483646l0,-2147483646xe" stroked="f" o:allowincell="f" style="position:absolute;margin-left:116.1pt;margin-top:612.55pt;width:111.05pt;height:17.15pt;mso-wrap-style:square;v-text-anchor:top">
+              <v:rect id="shape_0" ID="Frame 45" path="m0,0l-2147483645,0l-2147483645,-2147483646l0,-2147483646xe" stroked="f" o:allowincell="f" style="position:absolute;margin-left:116.1pt;margin-top:605.35pt;width:111.05pt;height:17.15pt;mso-wrap-style:square;v-text-anchor:top">
                 <v:fill o:detectmouseclick="t" on="false"/>
                 <v:stroke color="#3465a4" joinstyle="round" endcap="flat"/>
                 <v:textbox>
@@ -895,7 +895,7 @@
                   <wp:posOffset>1677035</wp:posOffset>
                 </wp:positionH>
                 <wp:positionV relativeFrom="paragraph">
-                  <wp:posOffset>6015990</wp:posOffset>
+                  <wp:posOffset>5924550</wp:posOffset>
                 </wp:positionV>
                 <wp:extent cx="2317115" cy="198120"/>
                 <wp:effectExtent l="635" t="0" r="0" b="0"/>
@@ -961,7 +961,7 @@
           </mc:Choice>
           <mc:Fallback>
             <w:pict>
-              <v:rect id="shape_0" ID="Frame 46" path="m0,0l-2147483645,0l-2147483645,-2147483646l0,-2147483646xe" stroked="f" o:allowincell="f" style="position:absolute;margin-left:132.05pt;margin-top:473.7pt;width:182.4pt;height:15.55pt;mso-wrap-style:square;v-text-anchor:top">
+              <v:rect id="shape_0" ID="Frame 46" path="m0,0l-2147483645,0l-2147483645,-2147483646l0,-2147483646xe" stroked="f" o:allowincell="f" style="position:absolute;margin-left:132.05pt;margin-top:466.5pt;width:182.4pt;height:15.55pt;mso-wrap-style:square;v-text-anchor:top">
                 <v:fill o:detectmouseclick="t" on="false"/>
                 <v:stroke color="#3465a4" joinstyle="round" endcap="flat"/>
                 <v:textbox>
@@ -1004,7 +1004,7 @@
                   <wp:posOffset>3235325</wp:posOffset>
                 </wp:positionH>
                 <wp:positionV relativeFrom="paragraph">
-                  <wp:posOffset>3601720</wp:posOffset>
+                  <wp:posOffset>3510280</wp:posOffset>
                 </wp:positionV>
                 <wp:extent cx="822960" cy="222250"/>
                 <wp:effectExtent l="0" t="0" r="0" b="0"/>
@@ -1070,7 +1070,7 @@
           </mc:Choice>
           <mc:Fallback>
             <w:pict>
-              <v:rect id="shape_0" ID="Frame 32" path="m0,0l-2147483645,0l-2147483645,-2147483646l0,-2147483646xe" stroked="f" o:allowincell="f" style="position:absolute;margin-left:254.75pt;margin-top:283.6pt;width:64.75pt;height:17.45pt;mso-wrap-style:square;v-text-anchor:top">
+              <v:rect id="shape_0" ID="Frame 32" path="m0,0l-2147483645,0l-2147483645,-2147483646l0,-2147483646xe" stroked="f" o:allowincell="f" style="position:absolute;margin-left:254.75pt;margin-top:276.4pt;width:64.75pt;height:17.45pt;mso-wrap-style:square;v-text-anchor:top">
                 <v:fill o:detectmouseclick="t" on="false"/>
                 <v:stroke color="#3465a4" joinstyle="round" endcap="flat"/>
                 <v:textbox>
@@ -1113,7 +1113,7 @@
                   <wp:posOffset>1579245</wp:posOffset>
                 </wp:positionH>
                 <wp:positionV relativeFrom="paragraph">
-                  <wp:posOffset>4456430</wp:posOffset>
+                  <wp:posOffset>4364990</wp:posOffset>
                 </wp:positionV>
                 <wp:extent cx="2383790" cy="217170"/>
                 <wp:effectExtent l="0" t="0" r="0" b="0"/>
@@ -1179,7 +1179,7 @@
           </mc:Choice>
           <mc:Fallback>
             <w:pict>
-              <v:rect id="shape_0" ID="Frame 33" path="m0,0l-2147483645,0l-2147483645,-2147483646l0,-2147483646xe" stroked="f" o:allowincell="f" style="position:absolute;margin-left:124.35pt;margin-top:350.9pt;width:187.65pt;height:17.05pt;mso-wrap-style:square;v-text-anchor:top">
+              <v:rect id="shape_0" ID="Frame 33" path="m0,0l-2147483645,0l-2147483645,-2147483646l0,-2147483646xe" stroked="f" o:allowincell="f" style="position:absolute;margin-left:124.35pt;margin-top:343.7pt;width:187.65pt;height:17.05pt;mso-wrap-style:square;v-text-anchor:top">
                 <v:fill o:detectmouseclick="t" on="false"/>
                 <v:stroke color="#3465a4" joinstyle="round" endcap="flat"/>
                 <v:textbox>
@@ -1323,13 +1323,13 @@
         <mc:AlternateContent>
           <mc:Choice Requires="wps">
             <w:drawing>
-              <wp:anchor behindDoc="0" distT="0" distB="0" distL="7620" distR="635" simplePos="0" locked="0" layoutInCell="0" allowOverlap="1" relativeHeight="26">
+              <wp:anchor behindDoc="0" distT="0" distB="0" distL="8890" distR="635" simplePos="0" locked="0" layoutInCell="0" allowOverlap="1" relativeHeight="26">
                 <wp:simplePos x="0" y="0"/>
                 <wp:positionH relativeFrom="column">
                   <wp:posOffset>2367280</wp:posOffset>
                 </wp:positionH>
                 <wp:positionV relativeFrom="paragraph">
-                  <wp:posOffset>6229350</wp:posOffset>
+                  <wp:posOffset>6137910</wp:posOffset>
                 </wp:positionV>
                 <wp:extent cx="1620520" cy="206375"/>
                 <wp:effectExtent l="635" t="635" r="0" b="0"/>
@@ -1393,7 +1393,7 @@
           </mc:Choice>
           <mc:Fallback>
             <w:pict>
-              <v:rect id="shape_0" ID="Frame 2" path="m0,0l-2147483645,0l-2147483645,-2147483646l0,-2147483646xe" stroked="f" o:allowincell="f" style="position:absolute;margin-left:186.4pt;margin-top:490.5pt;width:127.55pt;height:16.2pt;mso-wrap-style:square;v-text-anchor:top">
+              <v:rect id="shape_0" ID="Frame 2" path="m0,0l-2147483645,0l-2147483645,-2147483646l0,-2147483646xe" stroked="f" o:allowincell="f" style="position:absolute;margin-left:186.4pt;margin-top:483.3pt;width:127.55pt;height:16.2pt;mso-wrap-style:square;v-text-anchor:top">
                 <v:fill o:detectmouseclick="t" on="false"/>
                 <v:stroke color="#3465a4" joinstyle="round" endcap="flat"/>
                 <v:textbox>
@@ -1431,122 +1431,15 @@
               <wp:anchor behindDoc="0" distT="0" distB="0" distL="635" distR="0" simplePos="0" locked="0" layoutInCell="0" allowOverlap="1" relativeHeight="28">
                 <wp:simplePos x="0" y="0"/>
                 <wp:positionH relativeFrom="column">
-                  <wp:posOffset>8434070</wp:posOffset>
-                </wp:positionH>
-                <wp:positionV relativeFrom="paragraph">
-                  <wp:posOffset>10677525</wp:posOffset>
-                </wp:positionV>
-                <wp:extent cx="1943735" cy="206375"/>
-                <wp:effectExtent l="635" t="635" r="0" b="0"/>
-                <wp:wrapSquare wrapText="bothSides"/>
-                <wp:docPr id="14" name="Frame 3"/>
-                <a:graphic xmlns:a="http://schemas.openxmlformats.org/drawingml/2006/main">
-                  <a:graphicData uri="http://schemas.microsoft.com/office/word/2010/wordprocessingShape">
-                    <wps:wsp>
-                      <wps:cNvSpPr/>
-                      <wps:spPr>
-                        <a:xfrm>
-                          <a:off x="0" y="0"/>
-                          <a:ext cx="1943640" cy="206280"/>
-                        </a:xfrm>
-                        <a:prstGeom prst="rect">
-                          <a:avLst/>
-                        </a:prstGeom>
-                        <a:solidFill>
-                          <a:srgbClr val="ffffff"/>
-                        </a:solidFill>
-                        <a:ln w="0">
-                          <a:noFill/>
-                        </a:ln>
-                      </wps:spPr>
-                      <wps:style>
-                        <a:lnRef idx="0"/>
-                        <a:fillRef idx="0"/>
-                        <a:effectRef idx="0"/>
-                        <a:fontRef idx="minor"/>
-                      </wps:style>
-                      <wps:txbx>
-                        <w:txbxContent>
-                          <w:p>
-                            <w:pPr>
-                              <w:pStyle w:val="FrameContents"/>
-                              <w:jc w:val="left"/>
-                              <w:rPr>
-                                <w:b/>
-                                <w:bCs/>
-                              </w:rPr>
-                            </w:pPr>
-                            <w:r>
-                              <w:rPr>
-                                <w:b/>
-                                <w:bCs/>
-                                <w:color w:val="000000"/>
-                                <w:sz w:val="24"/>
-                                <w:szCs w:val="24"/>
-                              </w:rPr>
-                              <w:t>{due}</w:t>
-                            </w:r>
-                          </w:p>
-                        </w:txbxContent>
-                      </wps:txbx>
-                      <wps:bodyPr lIns="0" rIns="0" tIns="0" bIns="0" anchor="t">
-                        <a:noAutofit/>
-                      </wps:bodyPr>
-                    </wps:wsp>
-                  </a:graphicData>
-                </a:graphic>
-              </wp:anchor>
-            </w:drawing>
-          </mc:Choice>
-          <mc:Fallback>
-            <w:pict>
-              <v:rect id="shape_0" ID="Frame 3" path="m0,0l-2147483645,0l-2147483645,-2147483646l0,-2147483646xe" fillcolor="white" stroked="f" o:allowincell="f" style="position:absolute;margin-left:664.1pt;margin-top:840.75pt;width:153pt;height:16.2pt;mso-wrap-style:square;v-text-anchor:top">
-                <v:fill o:detectmouseclick="t" type="solid" color2="black"/>
-                <v:stroke color="#3465a4" joinstyle="round" endcap="flat"/>
-                <v:textbox>
-                  <w:txbxContent>
-                    <w:p>
-                      <w:pPr>
-                        <w:pStyle w:val="FrameContents"/>
-                        <w:jc w:val="left"/>
-                        <w:rPr>
-                          <w:b/>
-                          <w:bCs/>
-                        </w:rPr>
-                      </w:pPr>
-                      <w:r>
-                        <w:rPr>
-                          <w:b/>
-                          <w:bCs/>
-                          <w:color w:val="000000"/>
-                          <w:sz w:val="24"/>
-                          <w:szCs w:val="24"/>
-                        </w:rPr>
-                        <w:t>{due}</w:t>
-                      </w:r>
-                    </w:p>
-                  </w:txbxContent>
-                </v:textbox>
-                <w10:wrap type="square"/>
-              </v:rect>
-            </w:pict>
-          </mc:Fallback>
-        </mc:AlternateContent>
-        <mc:AlternateContent>
-          <mc:Choice Requires="wps">
-            <w:drawing>
-              <wp:anchor behindDoc="0" distT="0" distB="0" distL="635" distR="0" simplePos="0" locked="0" layoutInCell="0" allowOverlap="1" relativeHeight="30">
-                <wp:simplePos x="0" y="0"/>
-                <wp:positionH relativeFrom="column">
                   <wp:posOffset>6184900</wp:posOffset>
                 </wp:positionH>
                 <wp:positionV relativeFrom="paragraph">
-                  <wp:posOffset>6569075</wp:posOffset>
+                  <wp:posOffset>6504305</wp:posOffset>
                 </wp:positionV>
                 <wp:extent cx="3142615" cy="220345"/>
                 <wp:effectExtent l="635" t="0" r="0" b="0"/>
                 <wp:wrapSquare wrapText="bothSides"/>
-                <wp:docPr id="15" name="Frame 16"/>
+                <wp:docPr id="14" name="Frame 16"/>
                 <a:graphic xmlns:a="http://schemas.openxmlformats.org/drawingml/2006/main">
                   <a:graphicData uri="http://schemas.microsoft.com/office/word/2010/wordprocessingShape">
                     <wps:wsp>
@@ -1605,7 +1498,7 @@
           </mc:Choice>
           <mc:Fallback>
             <w:pict>
-              <v:rect id="shape_0" ID="Frame 16" path="m0,0l-2147483645,0l-2147483645,-2147483646l0,-2147483646xe" stroked="f" o:allowincell="f" style="position:absolute;margin-left:487pt;margin-top:517.25pt;width:247.4pt;height:17.3pt;mso-wrap-style:square;v-text-anchor:top">
+              <v:rect id="shape_0" ID="Frame 16" path="m0,0l-2147483645,0l-2147483645,-2147483646l0,-2147483646xe" stroked="f" o:allowincell="f" style="position:absolute;margin-left:487pt;margin-top:512.15pt;width:247.4pt;height:17.3pt;mso-wrap-style:square;v-text-anchor:top">
                 <v:fill o:detectmouseclick="t" on="false"/>
                 <v:stroke color="#3465a4" joinstyle="round" endcap="flat"/>
                 <v:textbox>
@@ -1640,18 +1533,18 @@
         <mc:AlternateContent>
           <mc:Choice Requires="wps">
             <w:drawing>
-              <wp:anchor behindDoc="0" distT="635" distB="0" distL="0" distR="0" simplePos="0" locked="0" layoutInCell="0" allowOverlap="1" relativeHeight="32">
+              <wp:anchor behindDoc="0" distT="635" distB="0" distL="0" distR="0" simplePos="0" locked="0" layoutInCell="0" allowOverlap="1" relativeHeight="30">
                 <wp:simplePos x="0" y="0"/>
                 <wp:positionH relativeFrom="column">
                   <wp:posOffset>5516880</wp:posOffset>
                 </wp:positionH>
                 <wp:positionV relativeFrom="paragraph">
-                  <wp:posOffset>7016115</wp:posOffset>
+                  <wp:posOffset>6951345</wp:posOffset>
                 </wp:positionV>
                 <wp:extent cx="3023235" cy="210185"/>
                 <wp:effectExtent l="635" t="635" r="0" b="0"/>
                 <wp:wrapSquare wrapText="bothSides"/>
-                <wp:docPr id="16" name="Frame 17"/>
+                <wp:docPr id="15" name="Frame 17"/>
                 <a:graphic xmlns:a="http://schemas.openxmlformats.org/drawingml/2006/main">
                   <a:graphicData uri="http://schemas.microsoft.com/office/word/2010/wordprocessingShape">
                     <wps:wsp>
@@ -1710,7 +1603,7 @@
           </mc:Choice>
           <mc:Fallback>
             <w:pict>
-              <v:rect id="shape_0" ID="Frame 17" path="m0,0l-2147483645,0l-2147483645,-2147483646l0,-2147483646xe" stroked="f" o:allowincell="f" style="position:absolute;margin-left:434.4pt;margin-top:552.45pt;width:238pt;height:16.5pt;mso-wrap-style:square;v-text-anchor:top">
+              <v:rect id="shape_0" ID="Frame 17" path="m0,0l-2147483645,0l-2147483645,-2147483646l0,-2147483646xe" stroked="f" o:allowincell="f" style="position:absolute;margin-left:434.4pt;margin-top:547.35pt;width:238pt;height:16.5pt;mso-wrap-style:square;v-text-anchor:top">
                 <v:fill o:detectmouseclick="t" on="false"/>
                 <v:stroke color="#3465a4" joinstyle="round" endcap="flat"/>
                 <v:textbox>
@@ -1745,18 +1638,18 @@
         <mc:AlternateContent>
           <mc:Choice Requires="wps">
             <w:drawing>
-              <wp:anchor behindDoc="0" distT="635" distB="0" distL="0" distR="0" simplePos="0" locked="0" layoutInCell="0" allowOverlap="1" relativeHeight="34">
+              <wp:anchor behindDoc="0" distT="635" distB="0" distL="0" distR="0" simplePos="0" locked="0" layoutInCell="0" allowOverlap="1" relativeHeight="32">
                 <wp:simplePos x="0" y="0"/>
                 <wp:positionH relativeFrom="column">
                   <wp:posOffset>4958715</wp:posOffset>
                 </wp:positionH>
                 <wp:positionV relativeFrom="paragraph">
-                  <wp:posOffset>7263765</wp:posOffset>
+                  <wp:posOffset>7198995</wp:posOffset>
                 </wp:positionV>
                 <wp:extent cx="2799080" cy="213995"/>
                 <wp:effectExtent l="0" t="635" r="0" b="0"/>
                 <wp:wrapSquare wrapText="bothSides"/>
-                <wp:docPr id="17" name="Frame 18"/>
+                <wp:docPr id="16" name="Frame 18"/>
                 <a:graphic xmlns:a="http://schemas.openxmlformats.org/drawingml/2006/main">
                   <a:graphicData uri="http://schemas.microsoft.com/office/word/2010/wordprocessingShape">
                     <wps:wsp>
@@ -1815,7 +1708,7 @@
           </mc:Choice>
           <mc:Fallback>
             <w:pict>
-              <v:rect id="shape_0" ID="Frame 18" path="m0,0l-2147483645,0l-2147483645,-2147483646l0,-2147483646xe" stroked="f" o:allowincell="f" style="position:absolute;margin-left:390.45pt;margin-top:571.95pt;width:220.35pt;height:16.8pt;mso-wrap-style:square;v-text-anchor:top">
+              <v:rect id="shape_0" ID="Frame 18" path="m0,0l-2147483645,0l-2147483645,-2147483646l0,-2147483646xe" stroked="f" o:allowincell="f" style="position:absolute;margin-left:390.45pt;margin-top:566.85pt;width:220.35pt;height:16.8pt;mso-wrap-style:square;v-text-anchor:top">
                 <v:fill o:detectmouseclick="t" on="false"/>
                 <v:stroke color="#3465a4" joinstyle="round" endcap="flat"/>
                 <v:textbox>
@@ -1850,18 +1743,18 @@
         <mc:AlternateContent>
           <mc:Choice Requires="wps">
             <w:drawing>
-              <wp:anchor behindDoc="0" distT="0" distB="0" distL="0" distR="0" simplePos="0" locked="0" layoutInCell="0" allowOverlap="1" relativeHeight="36">
+              <wp:anchor behindDoc="0" distT="0" distB="0" distL="0" distR="0" simplePos="0" locked="0" layoutInCell="0" allowOverlap="1" relativeHeight="34">
                 <wp:simplePos x="0" y="0"/>
                 <wp:positionH relativeFrom="column">
                   <wp:posOffset>5486400</wp:posOffset>
                 </wp:positionH>
                 <wp:positionV relativeFrom="paragraph">
-                  <wp:posOffset>7522210</wp:posOffset>
+                  <wp:posOffset>7457440</wp:posOffset>
                 </wp:positionV>
                 <wp:extent cx="1405255" cy="203835"/>
                 <wp:effectExtent l="635" t="635" r="0" b="0"/>
                 <wp:wrapSquare wrapText="bothSides"/>
-                <wp:docPr id="18" name="Frame 19"/>
+                <wp:docPr id="17" name="Frame 19"/>
                 <a:graphic xmlns:a="http://schemas.openxmlformats.org/drawingml/2006/main">
                   <a:graphicData uri="http://schemas.microsoft.com/office/word/2010/wordprocessingShape">
                     <wps:wsp>
@@ -1920,7 +1813,7 @@
           </mc:Choice>
           <mc:Fallback>
             <w:pict>
-              <v:rect id="shape_0" ID="Frame 19" path="m0,0l-2147483645,0l-2147483645,-2147483646l0,-2147483646xe" stroked="f" o:allowincell="f" style="position:absolute;margin-left:432pt;margin-top:592.3pt;width:110.6pt;height:16pt;mso-wrap-style:square;v-text-anchor:top">
+              <v:rect id="shape_0" ID="Frame 19" path="m0,0l-2147483645,0l-2147483645,-2147483646l0,-2147483646xe" stroked="f" o:allowincell="f" style="position:absolute;margin-left:432pt;margin-top:587.2pt;width:110.6pt;height:16pt;mso-wrap-style:square;v-text-anchor:top">
                 <v:fill o:detectmouseclick="t" on="false"/>
                 <v:stroke color="#3465a4" joinstyle="round" endcap="flat"/>
                 <v:textbox>
@@ -1955,18 +1848,18 @@
         <mc:AlternateContent>
           <mc:Choice Requires="wps">
             <w:drawing>
-              <wp:anchor behindDoc="0" distT="0" distB="0" distL="0" distR="0" simplePos="0" locked="0" layoutInCell="0" allowOverlap="1" relativeHeight="38">
+              <wp:anchor behindDoc="0" distT="0" distB="0" distL="0" distR="0" simplePos="0" locked="0" layoutInCell="0" allowOverlap="1" relativeHeight="36">
                 <wp:simplePos x="0" y="0"/>
                 <wp:positionH relativeFrom="column">
                   <wp:posOffset>5264150</wp:posOffset>
                 </wp:positionH>
                 <wp:positionV relativeFrom="paragraph">
-                  <wp:posOffset>7775575</wp:posOffset>
+                  <wp:posOffset>7710805</wp:posOffset>
                 </wp:positionV>
                 <wp:extent cx="1410335" cy="218440"/>
                 <wp:effectExtent l="635" t="0" r="0" b="0"/>
                 <wp:wrapSquare wrapText="bothSides"/>
-                <wp:docPr id="19" name="Frame 20"/>
+                <wp:docPr id="18" name="Frame 20"/>
                 <a:graphic xmlns:a="http://schemas.openxmlformats.org/drawingml/2006/main">
                   <a:graphicData uri="http://schemas.microsoft.com/office/word/2010/wordprocessingShape">
                     <wps:wsp>
@@ -2025,7 +1918,7 @@
           </mc:Choice>
           <mc:Fallback>
             <w:pict>
-              <v:rect id="shape_0" ID="Frame 20" path="m0,0l-2147483645,0l-2147483645,-2147483646l0,-2147483646xe" stroked="f" o:allowincell="f" style="position:absolute;margin-left:414.5pt;margin-top:612.25pt;width:111pt;height:17.15pt;mso-wrap-style:square;v-text-anchor:top">
+              <v:rect id="shape_0" ID="Frame 20" path="m0,0l-2147483645,0l-2147483645,-2147483646l0,-2147483646xe" stroked="f" o:allowincell="f" style="position:absolute;margin-left:414.5pt;margin-top:607.15pt;width:111pt;height:17.15pt;mso-wrap-style:square;v-text-anchor:top">
                 <v:fill o:detectmouseclick="t" on="false"/>
                 <v:stroke color="#3465a4" joinstyle="round" endcap="flat"/>
                 <v:textbox>
@@ -2060,18 +1953,18 @@
         <mc:AlternateContent>
           <mc:Choice Requires="wps">
             <w:drawing>
-              <wp:anchor behindDoc="0" distT="0" distB="0" distL="0" distR="0" simplePos="0" locked="0" layoutInCell="0" allowOverlap="1" relativeHeight="40">
+              <wp:anchor behindDoc="0" distT="0" distB="0" distL="0" distR="0" simplePos="0" locked="0" layoutInCell="0" allowOverlap="1" relativeHeight="38">
                 <wp:simplePos x="0" y="0"/>
                 <wp:positionH relativeFrom="column">
                   <wp:posOffset>6295390</wp:posOffset>
                 </wp:positionH>
                 <wp:positionV relativeFrom="paragraph">
-                  <wp:posOffset>6293485</wp:posOffset>
+                  <wp:posOffset>6228715</wp:posOffset>
                 </wp:positionV>
                 <wp:extent cx="1943735" cy="205740"/>
                 <wp:effectExtent l="635" t="0" r="0" b="0"/>
                 <wp:wrapSquare wrapText="bothSides"/>
-                <wp:docPr id="20" name="Frame 21"/>
+                <wp:docPr id="19" name="Frame 21"/>
                 <a:graphic xmlns:a="http://schemas.openxmlformats.org/drawingml/2006/main">
                   <a:graphicData uri="http://schemas.microsoft.com/office/word/2010/wordprocessingShape">
                     <wps:wsp>
@@ -2130,7 +2023,7 @@
           </mc:Choice>
           <mc:Fallback>
             <w:pict>
-              <v:rect id="shape_0" ID="Frame 21" path="m0,0l-2147483645,0l-2147483645,-2147483646l0,-2147483646xe" stroked="f" o:allowincell="f" style="position:absolute;margin-left:495.7pt;margin-top:495.55pt;width:153pt;height:16.15pt;mso-wrap-style:square;v-text-anchor:top">
+              <v:rect id="shape_0" ID="Frame 21" path="m0,0l-2147483645,0l-2147483645,-2147483646l0,-2147483646xe" stroked="f" o:allowincell="f" style="position:absolute;margin-left:495.7pt;margin-top:490.45pt;width:153pt;height:16.15pt;mso-wrap-style:square;v-text-anchor:top">
                 <v:fill o:detectmouseclick="t" on="false"/>
                 <v:stroke color="#3465a4" joinstyle="round" endcap="flat"/>
                 <v:textbox>
@@ -2165,18 +2058,18 @@
         <mc:AlternateContent>
           <mc:Choice Requires="wps">
             <w:drawing>
-              <wp:anchor behindDoc="0" distT="0" distB="0" distL="0" distR="0" simplePos="0" locked="0" layoutInCell="0" allowOverlap="1" relativeHeight="42">
+              <wp:anchor behindDoc="0" distT="0" distB="0" distL="0" distR="0" simplePos="0" locked="0" layoutInCell="0" allowOverlap="1" relativeHeight="40">
                 <wp:simplePos x="0" y="0"/>
                 <wp:positionH relativeFrom="column">
                   <wp:posOffset>5398770</wp:posOffset>
                 </wp:positionH>
                 <wp:positionV relativeFrom="paragraph">
-                  <wp:posOffset>4561840</wp:posOffset>
+                  <wp:posOffset>4497070</wp:posOffset>
                 </wp:positionV>
                 <wp:extent cx="3945890" cy="229870"/>
                 <wp:effectExtent l="0" t="0" r="0" b="0"/>
                 <wp:wrapSquare wrapText="bothSides"/>
-                <wp:docPr id="21" name="Frame 22"/>
+                <wp:docPr id="20" name="Frame 22"/>
                 <a:graphic xmlns:a="http://schemas.openxmlformats.org/drawingml/2006/main">
                   <a:graphicData uri="http://schemas.microsoft.com/office/word/2010/wordprocessingShape">
                     <wps:wsp>
@@ -2235,7 +2128,7 @@
           </mc:Choice>
           <mc:Fallback>
             <w:pict>
-              <v:rect id="shape_0" ID="Frame 22" path="m0,0l-2147483645,0l-2147483645,-2147483646l0,-2147483646xe" stroked="f" o:allowincell="f" style="position:absolute;margin-left:425.1pt;margin-top:359.2pt;width:310.65pt;height:18.05pt;mso-wrap-style:square;v-text-anchor:top">
+              <v:rect id="shape_0" ID="Frame 22" path="m0,0l-2147483645,0l-2147483645,-2147483646l0,-2147483646xe" stroked="f" o:allowincell="f" style="position:absolute;margin-left:425.1pt;margin-top:354.1pt;width:310.65pt;height:18.05pt;mso-wrap-style:square;v-text-anchor:top">
                 <v:fill o:detectmouseclick="t" on="false"/>
                 <v:stroke color="#3465a4" joinstyle="round" endcap="flat"/>
                 <v:textbox>
@@ -2270,18 +2163,18 @@
         <mc:AlternateContent>
           <mc:Choice Requires="wps">
             <w:drawing>
-              <wp:anchor behindDoc="0" distT="0" distB="0" distL="0" distR="0" simplePos="0" locked="0" layoutInCell="0" allowOverlap="1" relativeHeight="44">
+              <wp:anchor behindDoc="0" distT="0" distB="0" distL="0" distR="0" simplePos="0" locked="0" layoutInCell="0" allowOverlap="1" relativeHeight="42">
                 <wp:simplePos x="0" y="0"/>
                 <wp:positionH relativeFrom="column">
                   <wp:posOffset>5145405</wp:posOffset>
                 </wp:positionH>
                 <wp:positionV relativeFrom="paragraph">
-                  <wp:posOffset>4788535</wp:posOffset>
+                  <wp:posOffset>4723765</wp:posOffset>
                 </wp:positionV>
                 <wp:extent cx="2379345" cy="297180"/>
                 <wp:effectExtent l="635" t="0" r="0" b="0"/>
                 <wp:wrapSquare wrapText="bothSides"/>
-                <wp:docPr id="22" name="Frame 23"/>
+                <wp:docPr id="21" name="Frame 23"/>
                 <a:graphic xmlns:a="http://schemas.openxmlformats.org/drawingml/2006/main">
                   <a:graphicData uri="http://schemas.microsoft.com/office/word/2010/wordprocessingShape">
                     <wps:wsp>
@@ -2341,7 +2234,7 @@
           </mc:Choice>
           <mc:Fallback>
             <w:pict>
-              <v:rect id="shape_0" ID="Frame 23" path="m0,0l-2147483645,0l-2147483645,-2147483646l0,-2147483646xe" stroked="f" o:allowincell="f" style="position:absolute;margin-left:405.15pt;margin-top:377.05pt;width:187.3pt;height:23.35pt;mso-wrap-style:square;v-text-anchor:top">
+              <v:rect id="shape_0" ID="Frame 23" path="m0,0l-2147483645,0l-2147483645,-2147483646l0,-2147483646xe" stroked="f" o:allowincell="f" style="position:absolute;margin-left:405.15pt;margin-top:371.95pt;width:187.3pt;height:23.35pt;mso-wrap-style:square;v-text-anchor:top">
                 <v:fill o:detectmouseclick="t" on="false"/>
                 <v:stroke color="#3465a4" joinstyle="round" endcap="flat"/>
                 <v:textbox>
@@ -2377,7 +2270,7 @@
         <mc:AlternateContent>
           <mc:Choice Requires="wps">
             <w:drawing>
-              <wp:anchor behindDoc="0" distT="0" distB="0" distL="635" distR="0" simplePos="0" locked="0" layoutInCell="0" allowOverlap="1" relativeHeight="46">
+              <wp:anchor behindDoc="0" distT="0" distB="0" distL="635" distR="0" simplePos="0" locked="0" layoutInCell="0" allowOverlap="1" relativeHeight="44">
                 <wp:simplePos x="0" y="0"/>
                 <wp:positionH relativeFrom="column">
                   <wp:posOffset>4611370</wp:posOffset>
@@ -2388,7 +2281,7 @@
                 <wp:extent cx="4605655" cy="295275"/>
                 <wp:effectExtent l="635" t="635" r="0" b="0"/>
                 <wp:wrapSquare wrapText="bothSides"/>
-                <wp:docPr id="23" name="Frame 24"/>
+                <wp:docPr id="22" name="Frame 24"/>
                 <a:graphic xmlns:a="http://schemas.openxmlformats.org/drawingml/2006/main">
                   <a:graphicData uri="http://schemas.microsoft.com/office/word/2010/wordprocessingShape">
                     <wps:wsp>
@@ -2482,18 +2375,18 @@
         <mc:AlternateContent>
           <mc:Choice Requires="wps">
             <w:drawing>
-              <wp:anchor behindDoc="0" distT="0" distB="0" distL="0" distR="0" simplePos="0" locked="0" layoutInCell="0" allowOverlap="1" relativeHeight="48">
+              <wp:anchor behindDoc="0" distT="0" distB="0" distL="0" distR="0" simplePos="0" locked="0" layoutInCell="0" allowOverlap="1" relativeHeight="46">
                 <wp:simplePos x="0" y="0"/>
                 <wp:positionH relativeFrom="column">
                   <wp:posOffset>8532495</wp:posOffset>
                 </wp:positionH>
                 <wp:positionV relativeFrom="paragraph">
-                  <wp:posOffset>3725545</wp:posOffset>
+                  <wp:posOffset>3653155</wp:posOffset>
                 </wp:positionV>
                 <wp:extent cx="850265" cy="203200"/>
                 <wp:effectExtent l="0" t="0" r="0" b="0"/>
                 <wp:wrapSquare wrapText="bothSides"/>
-                <wp:docPr id="24" name="Frame 26"/>
+                <wp:docPr id="23" name="Frame 26"/>
                 <a:graphic xmlns:a="http://schemas.openxmlformats.org/drawingml/2006/main">
                   <a:graphicData uri="http://schemas.microsoft.com/office/word/2010/wordprocessingShape">
                     <wps:wsp>
@@ -2552,7 +2445,7 @@
           </mc:Choice>
           <mc:Fallback>
             <w:pict>
-              <v:rect id="shape_0" ID="Frame 26" path="m0,0l-2147483645,0l-2147483645,-2147483646l0,-2147483646xe" stroked="f" o:allowincell="f" style="position:absolute;margin-left:671.85pt;margin-top:293.35pt;width:66.9pt;height:15.95pt;mso-wrap-style:square;v-text-anchor:top">
+              <v:rect id="shape_0" ID="Frame 26" path="m0,0l-2147483645,0l-2147483645,-2147483646l0,-2147483646xe" stroked="f" o:allowincell="f" style="position:absolute;margin-left:671.85pt;margin-top:287.65pt;width:66.9pt;height:15.95pt;mso-wrap-style:square;v-text-anchor:top">
                 <v:fill o:detectmouseclick="t" on="false"/>
                 <v:stroke color="#3465a4" joinstyle="round" endcap="flat"/>
                 <v:textbox>
@@ -2587,18 +2480,18 @@
         <mc:AlternateContent>
           <mc:Choice Requires="wps">
             <w:drawing>
-              <wp:anchor behindDoc="0" distT="0" distB="0" distL="0" distR="0" simplePos="0" locked="0" layoutInCell="0" allowOverlap="1" relativeHeight="50">
+              <wp:anchor behindDoc="0" distT="0" distB="0" distL="0" distR="0" simplePos="0" locked="0" layoutInCell="0" allowOverlap="1" relativeHeight="48">
                 <wp:simplePos x="0" y="0"/>
                 <wp:positionH relativeFrom="column">
                   <wp:posOffset>5225415</wp:posOffset>
                 </wp:positionH>
                 <wp:positionV relativeFrom="paragraph">
-                  <wp:posOffset>5102225</wp:posOffset>
+                  <wp:posOffset>5037455</wp:posOffset>
                 </wp:positionV>
                 <wp:extent cx="1501775" cy="197485"/>
                 <wp:effectExtent l="635" t="635" r="0" b="0"/>
                 <wp:wrapSquare wrapText="bothSides"/>
-                <wp:docPr id="25" name="Frame 27"/>
+                <wp:docPr id="24" name="Frame 27"/>
                 <a:graphic xmlns:a="http://schemas.openxmlformats.org/drawingml/2006/main">
                   <a:graphicData uri="http://schemas.microsoft.com/office/word/2010/wordprocessingShape">
                     <wps:wsp>
@@ -2657,7 +2550,7 @@
           </mc:Choice>
           <mc:Fallback>
             <w:pict>
-              <v:rect id="shape_0" ID="Frame 27" path="m0,0l-2147483645,0l-2147483645,-2147483646l0,-2147483646xe" stroked="f" o:allowincell="f" style="position:absolute;margin-left:411.45pt;margin-top:401.75pt;width:118.2pt;height:15.5pt;mso-wrap-style:square;v-text-anchor:top">
+              <v:rect id="shape_0" ID="Frame 27" path="m0,0l-2147483645,0l-2147483645,-2147483646l0,-2147483646xe" stroked="f" o:allowincell="f" style="position:absolute;margin-left:411.45pt;margin-top:396.65pt;width:118.2pt;height:15.5pt;mso-wrap-style:square;v-text-anchor:top">
                 <v:fill o:detectmouseclick="t" on="false"/>
                 <v:stroke color="#3465a4" joinstyle="round" endcap="flat"/>
                 <v:textbox>
@@ -2692,18 +2585,18 @@
         <mc:AlternateContent>
           <mc:Choice Requires="wps">
             <w:drawing>
-              <wp:anchor behindDoc="0" distT="0" distB="0" distL="635" distR="0" simplePos="0" locked="0" layoutInCell="0" allowOverlap="1" relativeHeight="52">
+              <wp:anchor behindDoc="0" distT="0" distB="0" distL="635" distR="0" simplePos="0" locked="0" layoutInCell="0" allowOverlap="1" relativeHeight="50">
                 <wp:simplePos x="0" y="0"/>
                 <wp:positionH relativeFrom="column">
                   <wp:posOffset>6494145</wp:posOffset>
                 </wp:positionH>
                 <wp:positionV relativeFrom="paragraph">
-                  <wp:posOffset>5366385</wp:posOffset>
+                  <wp:posOffset>5301615</wp:posOffset>
                 </wp:positionV>
                 <wp:extent cx="2813685" cy="211455"/>
                 <wp:effectExtent l="635" t="635" r="0" b="0"/>
                 <wp:wrapSquare wrapText="bothSides"/>
-                <wp:docPr id="26" name="Frame 28"/>
+                <wp:docPr id="25" name="Frame 28"/>
                 <a:graphic xmlns:a="http://schemas.openxmlformats.org/drawingml/2006/main">
                   <a:graphicData uri="http://schemas.microsoft.com/office/word/2010/wordprocessingShape">
                     <wps:wsp>
@@ -2762,7 +2655,7 @@
           </mc:Choice>
           <mc:Fallback>
             <w:pict>
-              <v:rect id="shape_0" ID="Frame 28" path="m0,0l-2147483645,0l-2147483645,-2147483646l0,-2147483646xe" stroked="f" o:allowincell="f" style="position:absolute;margin-left:511.35pt;margin-top:422.55pt;width:221.5pt;height:16.6pt;mso-wrap-style:square;v-text-anchor:top">
+              <v:rect id="shape_0" ID="Frame 28" path="m0,0l-2147483645,0l-2147483645,-2147483646l0,-2147483646xe" stroked="f" o:allowincell="f" style="position:absolute;margin-left:511.35pt;margin-top:417.45pt;width:221.5pt;height:16.6pt;mso-wrap-style:square;v-text-anchor:top">
                 <v:fill o:detectmouseclick="t" on="false"/>
                 <v:stroke color="#3465a4" joinstyle="round" endcap="flat"/>
                 <v:textbox>
@@ -2797,18 +2690,18 @@
         <mc:AlternateContent>
           <mc:Choice Requires="wps">
             <w:drawing>
-              <wp:anchor behindDoc="0" distT="0" distB="0" distL="0" distR="0" simplePos="0" locked="0" layoutInCell="0" allowOverlap="1" relativeHeight="54">
+              <wp:anchor behindDoc="0" distT="0" distB="0" distL="0" distR="0" simplePos="0" locked="0" layoutInCell="0" allowOverlap="1" relativeHeight="52">
                 <wp:simplePos x="0" y="0"/>
                 <wp:positionH relativeFrom="column">
                   <wp:posOffset>6327775</wp:posOffset>
                 </wp:positionH>
                 <wp:positionV relativeFrom="paragraph">
-                  <wp:posOffset>5622925</wp:posOffset>
+                  <wp:posOffset>5558155</wp:posOffset>
                 </wp:positionV>
                 <wp:extent cx="1561465" cy="213360"/>
                 <wp:effectExtent l="635" t="0" r="0" b="0"/>
                 <wp:wrapSquare wrapText="bothSides"/>
-                <wp:docPr id="27" name="Frame 29"/>
+                <wp:docPr id="26" name="Frame 29"/>
                 <a:graphic xmlns:a="http://schemas.openxmlformats.org/drawingml/2006/main">
                   <a:graphicData uri="http://schemas.microsoft.com/office/word/2010/wordprocessingShape">
                     <wps:wsp>
@@ -2867,7 +2760,7 @@
           </mc:Choice>
           <mc:Fallback>
             <w:pict>
-              <v:rect id="shape_0" ID="Frame 29" path="m0,0l-2147483645,0l-2147483645,-2147483646l0,-2147483646xe" stroked="f" o:allowincell="f" style="position:absolute;margin-left:498.25pt;margin-top:442.75pt;width:122.9pt;height:16.75pt;mso-wrap-style:square;v-text-anchor:top">
+              <v:rect id="shape_0" ID="Frame 29" path="m0,0l-2147483645,0l-2147483645,-2147483646l0,-2147483646xe" stroked="f" o:allowincell="f" style="position:absolute;margin-left:498.25pt;margin-top:437.65pt;width:122.9pt;height:16.75pt;mso-wrap-style:square;v-text-anchor:top">
                 <v:fill o:detectmouseclick="t" on="false"/>
                 <v:stroke color="#3465a4" joinstyle="round" endcap="flat"/>
                 <v:textbox>
@@ -2902,18 +2795,18 @@
         <mc:AlternateContent>
           <mc:Choice Requires="wps">
             <w:drawing>
-              <wp:anchor behindDoc="0" distT="0" distB="0" distL="0" distR="0" simplePos="0" locked="0" layoutInCell="0" allowOverlap="1" relativeHeight="56">
+              <wp:anchor behindDoc="0" distT="0" distB="0" distL="0" distR="0" simplePos="0" locked="0" layoutInCell="0" allowOverlap="1" relativeHeight="54">
                 <wp:simplePos x="0" y="0"/>
                 <wp:positionH relativeFrom="column">
                   <wp:posOffset>5494655</wp:posOffset>
                 </wp:positionH>
                 <wp:positionV relativeFrom="paragraph">
-                  <wp:posOffset>6053455</wp:posOffset>
+                  <wp:posOffset>5988685</wp:posOffset>
                 </wp:positionV>
                 <wp:extent cx="2118360" cy="207645"/>
                 <wp:effectExtent l="0" t="635" r="0" b="0"/>
                 <wp:wrapSquare wrapText="bothSides"/>
-                <wp:docPr id="28" name="Frame 30"/>
+                <wp:docPr id="27" name="Frame 30"/>
                 <a:graphic xmlns:a="http://schemas.openxmlformats.org/drawingml/2006/main">
                   <a:graphicData uri="http://schemas.microsoft.com/office/word/2010/wordprocessingShape">
                     <wps:wsp>
@@ -2972,7 +2865,7 @@
           </mc:Choice>
           <mc:Fallback>
             <w:pict>
-              <v:rect id="shape_0" ID="Frame 30" path="m0,0l-2147483645,0l-2147483645,-2147483646l0,-2147483646xe" stroked="f" o:allowincell="f" style="position:absolute;margin-left:432.65pt;margin-top:476.65pt;width:166.75pt;height:16.3pt;mso-wrap-style:square;v-text-anchor:top">
+              <v:rect id="shape_0" ID="Frame 30" path="m0,0l-2147483645,0l-2147483645,-2147483646l0,-2147483646xe" stroked="f" o:allowincell="f" style="position:absolute;margin-left:432.65pt;margin-top:471.55pt;width:166.75pt;height:16.3pt;mso-wrap-style:square;v-text-anchor:top">
                 <v:fill o:detectmouseclick="t" on="false"/>
                 <v:stroke color="#3465a4" joinstyle="round" endcap="flat"/>
                 <v:textbox>
@@ -3007,18 +2900,18 @@
         <mc:AlternateContent>
           <mc:Choice Requires="wps">
             <w:drawing>
-              <wp:anchor behindDoc="0" distT="635" distB="0" distL="0" distR="0" simplePos="0" locked="0" layoutInCell="0" allowOverlap="1" relativeHeight="58">
+              <wp:anchor behindDoc="0" distT="635" distB="0" distL="0" distR="0" simplePos="0" locked="0" layoutInCell="0" allowOverlap="1" relativeHeight="56">
                 <wp:simplePos x="0" y="0"/>
                 <wp:positionH relativeFrom="column">
                   <wp:posOffset>1417320</wp:posOffset>
                 </wp:positionH>
                 <wp:positionV relativeFrom="paragraph">
-                  <wp:posOffset>4716145</wp:posOffset>
+                  <wp:posOffset>4624705</wp:posOffset>
                 </wp:positionV>
                 <wp:extent cx="1183640" cy="205105"/>
                 <wp:effectExtent l="0" t="635" r="0" b="0"/>
                 <wp:wrapSquare wrapText="bothSides"/>
-                <wp:docPr id="29" name="Frame 4"/>
+                <wp:docPr id="28" name="Frame 4"/>
                 <a:graphic xmlns:a="http://schemas.openxmlformats.org/drawingml/2006/main">
                   <a:graphicData uri="http://schemas.microsoft.com/office/word/2010/wordprocessingShape">
                     <wps:wsp>
@@ -3079,7 +2972,7 @@
           </mc:Choice>
           <mc:Fallback>
             <w:pict>
-              <v:rect id="shape_0" ID="Frame 4" path="m0,0l-2147483645,0l-2147483645,-2147483646l0,-2147483646xe" stroked="f" o:allowincell="f" style="position:absolute;margin-left:111.6pt;margin-top:371.35pt;width:93.15pt;height:16.1pt;mso-wrap-style:square;v-text-anchor:top">
+              <v:rect id="shape_0" ID="Frame 4" path="m0,0l-2147483645,0l-2147483645,-2147483646l0,-2147483646xe" stroked="f" o:allowincell="f" style="position:absolute;margin-left:111.6pt;margin-top:364.15pt;width:93.15pt;height:16.1pt;mso-wrap-style:square;v-text-anchor:top">
                 <v:fill o:detectmouseclick="t" on="false"/>
                 <v:stroke color="#3465a4" joinstyle="round" endcap="flat"/>
                 <v:textbox>
@@ -3116,7 +3009,7 @@
         <mc:AlternateContent>
           <mc:Choice Requires="wps">
             <w:drawing>
-              <wp:anchor behindDoc="0" distT="635" distB="0" distL="635" distR="0" simplePos="0" locked="0" layoutInCell="0" allowOverlap="1" relativeHeight="60">
+              <wp:anchor behindDoc="0" distT="635" distB="0" distL="635" distR="0" simplePos="0" locked="0" layoutInCell="0" allowOverlap="1" relativeHeight="58">
                 <wp:simplePos x="0" y="0"/>
                 <wp:positionH relativeFrom="column">
                   <wp:posOffset>10877550</wp:posOffset>
@@ -3127,7 +3020,7 @@
                 <wp:extent cx="3023235" cy="210185"/>
                 <wp:effectExtent l="635" t="635" r="0" b="0"/>
                 <wp:wrapSquare wrapText="bothSides"/>
-                <wp:docPr id="30" name="Frame 25"/>
+                <wp:docPr id="29" name="Frame 25"/>
                 <a:graphic xmlns:a="http://schemas.openxmlformats.org/drawingml/2006/main">
                   <a:graphicData uri="http://schemas.microsoft.com/office/word/2010/wordprocessingShape">
                     <wps:wsp>
@@ -3221,7 +3114,7 @@
         <mc:AlternateContent>
           <mc:Choice Requires="wps">
             <w:drawing>
-              <wp:anchor behindDoc="0" distT="635" distB="0" distL="0" distR="0" simplePos="0" locked="0" layoutInCell="0" allowOverlap="1" relativeHeight="62">
+              <wp:anchor behindDoc="0" distT="635" distB="0" distL="0" distR="0" simplePos="0" locked="0" layoutInCell="0" allowOverlap="1" relativeHeight="60">
                 <wp:simplePos x="0" y="0"/>
                 <wp:positionH relativeFrom="column">
                   <wp:posOffset>10319385</wp:posOffset>
@@ -3232,7 +3125,7 @@
                 <wp:extent cx="2799080" cy="213995"/>
                 <wp:effectExtent l="0" t="635" r="0" b="0"/>
                 <wp:wrapSquare wrapText="bothSides"/>
-                <wp:docPr id="31" name="Frame 35"/>
+                <wp:docPr id="30" name="Frame 35"/>
                 <a:graphic xmlns:a="http://schemas.openxmlformats.org/drawingml/2006/main">
                   <a:graphicData uri="http://schemas.microsoft.com/office/word/2010/wordprocessingShape">
                     <wps:wsp>
@@ -3326,7 +3219,7 @@
         <mc:AlternateContent>
           <mc:Choice Requires="wps">
             <w:drawing>
-              <wp:anchor behindDoc="0" distT="0" distB="0" distL="0" distR="0" simplePos="0" locked="0" layoutInCell="0" allowOverlap="1" relativeHeight="64">
+              <wp:anchor behindDoc="0" distT="0" distB="0" distL="0" distR="0" simplePos="0" locked="0" layoutInCell="0" allowOverlap="1" relativeHeight="62">
                 <wp:simplePos x="0" y="0"/>
                 <wp:positionH relativeFrom="column">
                   <wp:posOffset>10847070</wp:posOffset>
@@ -3337,7 +3230,7 @@
                 <wp:extent cx="1405255" cy="203835"/>
                 <wp:effectExtent l="635" t="635" r="0" b="0"/>
                 <wp:wrapSquare wrapText="bothSides"/>
-                <wp:docPr id="32" name="Frame 39"/>
+                <wp:docPr id="31" name="Frame 39"/>
                 <a:graphic xmlns:a="http://schemas.openxmlformats.org/drawingml/2006/main">
                   <a:graphicData uri="http://schemas.microsoft.com/office/word/2010/wordprocessingShape">
                     <wps:wsp>
@@ -3431,7 +3324,7 @@
         <mc:AlternateContent>
           <mc:Choice Requires="wps">
             <w:drawing>
-              <wp:anchor behindDoc="0" distT="0" distB="0" distL="635" distR="0" simplePos="0" locked="0" layoutInCell="0" allowOverlap="1" relativeHeight="66">
+              <wp:anchor behindDoc="0" distT="0" distB="0" distL="635" distR="0" simplePos="0" locked="0" layoutInCell="0" allowOverlap="1" relativeHeight="64">
                 <wp:simplePos x="0" y="0"/>
                 <wp:positionH relativeFrom="column">
                   <wp:posOffset>10624820</wp:posOffset>
@@ -3442,7 +3335,7 @@
                 <wp:extent cx="1410335" cy="218440"/>
                 <wp:effectExtent l="635" t="0" r="0" b="0"/>
                 <wp:wrapSquare wrapText="bothSides"/>
-                <wp:docPr id="33" name="Frame 41"/>
+                <wp:docPr id="32" name="Frame 41"/>
                 <a:graphic xmlns:a="http://schemas.openxmlformats.org/drawingml/2006/main">
                   <a:graphicData uri="http://schemas.microsoft.com/office/word/2010/wordprocessingShape">
                     <wps:wsp>
@@ -3536,7 +3429,7 @@
         <mc:AlternateContent>
           <mc:Choice Requires="wps">
             <w:drawing>
-              <wp:anchor behindDoc="0" distT="0" distB="0" distL="0" distR="0" simplePos="0" locked="0" layoutInCell="0" allowOverlap="1" relativeHeight="68">
+              <wp:anchor behindDoc="0" distT="0" distB="0" distL="0" distR="0" simplePos="0" locked="0" layoutInCell="0" allowOverlap="1" relativeHeight="66">
                 <wp:simplePos x="0" y="0"/>
                 <wp:positionH relativeFrom="column">
                   <wp:posOffset>11656060</wp:posOffset>
@@ -3547,7 +3440,7 @@
                 <wp:extent cx="1943735" cy="205740"/>
                 <wp:effectExtent l="635" t="0" r="0" b="0"/>
                 <wp:wrapSquare wrapText="bothSides"/>
-                <wp:docPr id="34" name="Frame 47"/>
+                <wp:docPr id="33" name="Frame 47"/>
                 <a:graphic xmlns:a="http://schemas.openxmlformats.org/drawingml/2006/main">
                   <a:graphicData uri="http://schemas.microsoft.com/office/word/2010/wordprocessingShape">
                     <wps:wsp>
@@ -3641,7 +3534,7 @@
         <mc:AlternateContent>
           <mc:Choice Requires="wps">
             <w:drawing>
-              <wp:anchor behindDoc="0" distT="0" distB="0" distL="0" distR="0" simplePos="0" locked="0" layoutInCell="0" allowOverlap="1" relativeHeight="70">
+              <wp:anchor behindDoc="0" distT="0" distB="0" distL="0" distR="0" simplePos="0" locked="0" layoutInCell="0" allowOverlap="1" relativeHeight="68">
                 <wp:simplePos x="0" y="0"/>
                 <wp:positionH relativeFrom="column">
                   <wp:posOffset>10873740</wp:posOffset>
@@ -3652,7 +3545,7 @@
                 <wp:extent cx="3945890" cy="229870"/>
                 <wp:effectExtent l="0" t="0" r="0" b="0"/>
                 <wp:wrapSquare wrapText="bothSides"/>
-                <wp:docPr id="35" name="Frame 48"/>
+                <wp:docPr id="34" name="Frame 48"/>
                 <a:graphic xmlns:a="http://schemas.openxmlformats.org/drawingml/2006/main">
                   <a:graphicData uri="http://schemas.microsoft.com/office/word/2010/wordprocessingShape">
                     <wps:wsp>
@@ -3746,7 +3639,7 @@
         <mc:AlternateContent>
           <mc:Choice Requires="wps">
             <w:drawing>
-              <wp:anchor behindDoc="0" distT="0" distB="0" distL="0" distR="0" simplePos="0" locked="0" layoutInCell="0" allowOverlap="1" relativeHeight="72">
+              <wp:anchor behindDoc="0" distT="0" distB="0" distL="0" distR="0" simplePos="0" locked="0" layoutInCell="0" allowOverlap="1" relativeHeight="70">
                 <wp:simplePos x="0" y="0"/>
                 <wp:positionH relativeFrom="column">
                   <wp:posOffset>10506075</wp:posOffset>
@@ -3757,7 +3650,7 @@
                 <wp:extent cx="2379345" cy="297180"/>
                 <wp:effectExtent l="635" t="0" r="0" b="0"/>
                 <wp:wrapSquare wrapText="bothSides"/>
-                <wp:docPr id="36" name="Frame 49"/>
+                <wp:docPr id="35" name="Frame 49"/>
                 <a:graphic xmlns:a="http://schemas.openxmlformats.org/drawingml/2006/main">
                   <a:graphicData uri="http://schemas.microsoft.com/office/word/2010/wordprocessingShape">
                     <wps:wsp>
@@ -3853,7 +3746,7 @@
         <mc:AlternateContent>
           <mc:Choice Requires="wps">
             <w:drawing>
-              <wp:anchor behindDoc="0" distT="0" distB="0" distL="0" distR="0" simplePos="0" locked="0" layoutInCell="0" allowOverlap="1" relativeHeight="74">
+              <wp:anchor behindDoc="0" distT="0" distB="0" distL="0" distR="0" simplePos="0" locked="0" layoutInCell="0" allowOverlap="1" relativeHeight="72">
                 <wp:simplePos x="0" y="0"/>
                 <wp:positionH relativeFrom="column">
                   <wp:posOffset>9972040</wp:posOffset>
@@ -3864,7 +3757,7 @@
                 <wp:extent cx="4605655" cy="295275"/>
                 <wp:effectExtent l="635" t="635" r="0" b="0"/>
                 <wp:wrapSquare wrapText="bothSides"/>
-                <wp:docPr id="37" name="Frame 50"/>
+                <wp:docPr id="36" name="Frame 50"/>
                 <a:graphic xmlns:a="http://schemas.openxmlformats.org/drawingml/2006/main">
                   <a:graphicData uri="http://schemas.microsoft.com/office/word/2010/wordprocessingShape">
                     <wps:wsp>
@@ -3958,7 +3851,7 @@
         <mc:AlternateContent>
           <mc:Choice Requires="wps">
             <w:drawing>
-              <wp:anchor behindDoc="0" distT="0" distB="0" distL="0" distR="0" simplePos="0" locked="0" layoutInCell="0" allowOverlap="1" relativeHeight="76">
+              <wp:anchor behindDoc="0" distT="0" distB="0" distL="0" distR="0" simplePos="0" locked="0" layoutInCell="0" allowOverlap="1" relativeHeight="74">
                 <wp:simplePos x="0" y="0"/>
                 <wp:positionH relativeFrom="column">
                   <wp:posOffset>13988415</wp:posOffset>
@@ -3969,7 +3862,7 @@
                 <wp:extent cx="871220" cy="203200"/>
                 <wp:effectExtent l="0" t="0" r="0" b="0"/>
                 <wp:wrapSquare wrapText="bothSides"/>
-                <wp:docPr id="38" name="Frame 51"/>
+                <wp:docPr id="37" name="Frame 51"/>
                 <a:graphic xmlns:a="http://schemas.openxmlformats.org/drawingml/2006/main">
                   <a:graphicData uri="http://schemas.microsoft.com/office/word/2010/wordprocessingShape">
                     <wps:wsp>
@@ -4063,7 +3956,7 @@
         <mc:AlternateContent>
           <mc:Choice Requires="wps">
             <w:drawing>
-              <wp:anchor behindDoc="0" distT="0" distB="0" distL="0" distR="0" simplePos="0" locked="0" layoutInCell="0" allowOverlap="1" relativeHeight="78">
+              <wp:anchor behindDoc="0" distT="0" distB="0" distL="0" distR="0" simplePos="0" locked="0" layoutInCell="0" allowOverlap="1" relativeHeight="76">
                 <wp:simplePos x="0" y="0"/>
                 <wp:positionH relativeFrom="column">
                   <wp:posOffset>10586085</wp:posOffset>
@@ -4074,7 +3967,7 @@
                 <wp:extent cx="1501775" cy="197485"/>
                 <wp:effectExtent l="635" t="635" r="0" b="0"/>
                 <wp:wrapSquare wrapText="bothSides"/>
-                <wp:docPr id="39" name="Frame 52"/>
+                <wp:docPr id="38" name="Frame 52"/>
                 <a:graphic xmlns:a="http://schemas.openxmlformats.org/drawingml/2006/main">
                   <a:graphicData uri="http://schemas.microsoft.com/office/word/2010/wordprocessingShape">
                     <wps:wsp>
@@ -4168,7 +4061,7 @@
         <mc:AlternateContent>
           <mc:Choice Requires="wps">
             <w:drawing>
-              <wp:anchor behindDoc="0" distT="0" distB="0" distL="0" distR="0" simplePos="0" locked="0" layoutInCell="0" allowOverlap="1" relativeHeight="80">
+              <wp:anchor behindDoc="0" distT="0" distB="0" distL="0" distR="0" simplePos="0" locked="0" layoutInCell="0" allowOverlap="1" relativeHeight="78">
                 <wp:simplePos x="0" y="0"/>
                 <wp:positionH relativeFrom="column">
                   <wp:posOffset>11854815</wp:posOffset>
@@ -4179,7 +4072,7 @@
                 <wp:extent cx="2920365" cy="211455"/>
                 <wp:effectExtent l="635" t="635" r="0" b="0"/>
                 <wp:wrapSquare wrapText="bothSides"/>
-                <wp:docPr id="40" name="Frame 53"/>
+                <wp:docPr id="39" name="Frame 53"/>
                 <a:graphic xmlns:a="http://schemas.openxmlformats.org/drawingml/2006/main">
                   <a:graphicData uri="http://schemas.microsoft.com/office/word/2010/wordprocessingShape">
                     <wps:wsp>
@@ -4273,7 +4166,7 @@
         <mc:AlternateContent>
           <mc:Choice Requires="wps">
             <w:drawing>
-              <wp:anchor behindDoc="0" distT="0" distB="0" distL="0" distR="0" simplePos="0" locked="0" layoutInCell="0" allowOverlap="1" relativeHeight="82">
+              <wp:anchor behindDoc="0" distT="0" distB="0" distL="0" distR="0" simplePos="0" locked="0" layoutInCell="0" allowOverlap="1" relativeHeight="80">
                 <wp:simplePos x="0" y="0"/>
                 <wp:positionH relativeFrom="column">
                   <wp:posOffset>11726545</wp:posOffset>
@@ -4284,7 +4177,7 @@
                 <wp:extent cx="1561465" cy="213360"/>
                 <wp:effectExtent l="635" t="0" r="0" b="0"/>
                 <wp:wrapSquare wrapText="bothSides"/>
-                <wp:docPr id="41" name="Frame 54"/>
+                <wp:docPr id="40" name="Frame 54"/>
                 <a:graphic xmlns:a="http://schemas.openxmlformats.org/drawingml/2006/main">
                   <a:graphicData uri="http://schemas.microsoft.com/office/word/2010/wordprocessingShape">
                     <wps:wsp>
@@ -4378,7 +4271,7 @@
         <mc:AlternateContent>
           <mc:Choice Requires="wps">
             <w:drawing>
-              <wp:anchor behindDoc="0" distT="0" distB="0" distL="0" distR="0" simplePos="0" locked="0" layoutInCell="0" allowOverlap="1" relativeHeight="84">
+              <wp:anchor behindDoc="0" distT="0" distB="0" distL="0" distR="0" simplePos="0" locked="0" layoutInCell="0" allowOverlap="1" relativeHeight="82">
                 <wp:simplePos x="0" y="0"/>
                 <wp:positionH relativeFrom="column">
                   <wp:posOffset>10855325</wp:posOffset>
@@ -4389,7 +4282,7 @@
                 <wp:extent cx="2118360" cy="207645"/>
                 <wp:effectExtent l="0" t="635" r="0" b="0"/>
                 <wp:wrapSquare wrapText="bothSides"/>
-                <wp:docPr id="42" name="Frame 55"/>
+                <wp:docPr id="41" name="Frame 55"/>
                 <a:graphic xmlns:a="http://schemas.openxmlformats.org/drawingml/2006/main">
                   <a:graphicData uri="http://schemas.microsoft.com/office/word/2010/wordprocessingShape">
                     <wps:wsp>
@@ -4483,18 +4376,18 @@
         <mc:AlternateContent>
           <mc:Choice Requires="wps">
             <w:drawing>
-              <wp:anchor behindDoc="0" distT="0" distB="635" distL="635" distR="0" simplePos="0" locked="0" layoutInCell="0" allowOverlap="1" relativeHeight="86">
+              <wp:anchor behindDoc="0" distT="0" distB="635" distL="635" distR="0" simplePos="0" locked="0" layoutInCell="0" allowOverlap="1" relativeHeight="84">
                 <wp:simplePos x="0" y="0"/>
                 <wp:positionH relativeFrom="column">
                   <wp:posOffset>6184900</wp:posOffset>
                 </wp:positionH>
                 <wp:positionV relativeFrom="paragraph">
-                  <wp:posOffset>6740525</wp:posOffset>
+                  <wp:posOffset>6675755</wp:posOffset>
                 </wp:positionV>
                 <wp:extent cx="3142615" cy="210820"/>
                 <wp:effectExtent l="635" t="0" r="0" b="0"/>
                 <wp:wrapSquare wrapText="bothSides"/>
-                <wp:docPr id="43" name="Frame 5"/>
+                <wp:docPr id="42" name="Frame 5"/>
                 <a:graphic xmlns:a="http://schemas.openxmlformats.org/drawingml/2006/main">
                   <a:graphicData uri="http://schemas.microsoft.com/office/word/2010/wordprocessingShape">
                     <wps:wsp>
@@ -4553,7 +4446,7 @@
           </mc:Choice>
           <mc:Fallback>
             <w:pict>
-              <v:rect id="shape_0" ID="Frame 5" path="m0,0l-2147483645,0l-2147483645,-2147483646l0,-2147483646xe" stroked="f" o:allowincell="f" style="position:absolute;margin-left:487pt;margin-top:530.75pt;width:247.4pt;height:16.55pt;mso-wrap-style:square;v-text-anchor:top">
+              <v:rect id="shape_0" ID="Frame 5" path="m0,0l-2147483645,0l-2147483645,-2147483646l0,-2147483646xe" stroked="f" o:allowincell="f" style="position:absolute;margin-left:487pt;margin-top:525.65pt;width:247.4pt;height:16.55pt;mso-wrap-style:square;v-text-anchor:top">
                 <v:fill o:detectmouseclick="t" on="false"/>
                 <v:stroke color="#3465a4" joinstyle="round" endcap="flat"/>
                 <v:textbox>
@@ -4588,7 +4481,7 @@
         <mc:AlternateContent>
           <mc:Choice Requires="wps">
             <w:drawing>
-              <wp:anchor behindDoc="0" distT="0" distB="0" distL="635" distR="0" simplePos="0" locked="0" layoutInCell="0" allowOverlap="1" relativeHeight="88">
+              <wp:anchor behindDoc="0" distT="0" distB="0" distL="635" distR="0" simplePos="0" locked="0" layoutInCell="0" allowOverlap="1" relativeHeight="86">
                 <wp:simplePos x="0" y="0"/>
                 <wp:positionH relativeFrom="column">
                   <wp:posOffset>11659870</wp:posOffset>
@@ -4599,7 +4492,7 @@
                 <wp:extent cx="3142615" cy="220345"/>
                 <wp:effectExtent l="635" t="0" r="0" b="0"/>
                 <wp:wrapSquare wrapText="bothSides"/>
-                <wp:docPr id="44" name="Frame 6"/>
+                <wp:docPr id="43" name="Frame 6"/>
                 <a:graphic xmlns:a="http://schemas.openxmlformats.org/drawingml/2006/main">
                   <a:graphicData uri="http://schemas.microsoft.com/office/word/2010/wordprocessingShape">
                     <wps:wsp>
@@ -4693,7 +4586,7 @@
         <mc:AlternateContent>
           <mc:Choice Requires="wps">
             <w:drawing>
-              <wp:anchor behindDoc="0" distT="0" distB="635" distL="635" distR="0" simplePos="0" locked="0" layoutInCell="0" allowOverlap="1" relativeHeight="90">
+              <wp:anchor behindDoc="0" distT="0" distB="635" distL="635" distR="0" simplePos="0" locked="0" layoutInCell="0" allowOverlap="1" relativeHeight="88">
                 <wp:simplePos x="0" y="0"/>
                 <wp:positionH relativeFrom="column">
                   <wp:posOffset>11602720</wp:posOffset>
@@ -4704,7 +4597,7 @@
                 <wp:extent cx="3142615" cy="210820"/>
                 <wp:effectExtent l="635" t="0" r="0" b="0"/>
                 <wp:wrapSquare wrapText="bothSides"/>
-                <wp:docPr id="45" name="Frame 7"/>
+                <wp:docPr id="44" name="Frame 7"/>
                 <a:graphic xmlns:a="http://schemas.openxmlformats.org/drawingml/2006/main">
                   <a:graphicData uri="http://schemas.microsoft.com/office/word/2010/wordprocessingShape">
                     <wps:wsp>
@@ -4798,18 +4691,18 @@
         <mc:AlternateContent>
           <mc:Choice Requires="wps">
             <w:drawing>
-              <wp:anchor behindDoc="0" distT="0" distB="0" distL="635" distR="0" simplePos="0" locked="0" layoutInCell="0" allowOverlap="1" relativeHeight="92">
+              <wp:anchor behindDoc="0" distT="0" distB="0" distL="635" distR="0" simplePos="0" locked="0" layoutInCell="0" allowOverlap="1" relativeHeight="90">
                 <wp:simplePos x="0" y="0"/>
                 <wp:positionH relativeFrom="column">
                   <wp:posOffset>2352040</wp:posOffset>
                 </wp:positionH>
                 <wp:positionV relativeFrom="paragraph">
-                  <wp:posOffset>6726555</wp:posOffset>
+                  <wp:posOffset>6635115</wp:posOffset>
                 </wp:positionV>
                 <wp:extent cx="1637665" cy="193040"/>
                 <wp:effectExtent l="635" t="0" r="0" b="0"/>
                 <wp:wrapSquare wrapText="bothSides"/>
-                <wp:docPr id="46" name="Frame 8"/>
+                <wp:docPr id="45" name="Frame 8"/>
                 <a:graphic xmlns:a="http://schemas.openxmlformats.org/drawingml/2006/main">
                   <a:graphicData uri="http://schemas.microsoft.com/office/word/2010/wordprocessingShape">
                     <wps:wsp>
@@ -4870,7 +4763,7 @@
           </mc:Choice>
           <mc:Fallback>
             <w:pict>
-              <v:rect id="shape_0" ID="Frame 8" path="m0,0l-2147483645,0l-2147483645,-2147483646l0,-2147483646xe" stroked="f" o:allowincell="f" style="position:absolute;margin-left:185.2pt;margin-top:529.65pt;width:128.9pt;height:15.15pt;mso-wrap-style:square;v-text-anchor:top">
+              <v:rect id="shape_0" ID="Frame 8" path="m0,0l-2147483645,0l-2147483645,-2147483646l0,-2147483646xe" stroked="f" o:allowincell="f" style="position:absolute;margin-left:185.2pt;margin-top:522.45pt;width:128.9pt;height:15.15pt;mso-wrap-style:square;v-text-anchor:top">
                 <v:fill o:detectmouseclick="t" on="false"/>
                 <v:stroke color="#3465a4" joinstyle="round" endcap="flat"/>
                 <v:textbox>
@@ -4907,127 +4800,18 @@
         <mc:AlternateContent>
           <mc:Choice Requires="wps">
             <w:drawing>
-              <wp:anchor behindDoc="0" distT="0" distB="0" distL="635" distR="0" simplePos="0" locked="0" layoutInCell="0" allowOverlap="1" relativeHeight="94">
-                <wp:simplePos x="0" y="0"/>
-                <wp:positionH relativeFrom="column">
-                  <wp:posOffset>4704080</wp:posOffset>
-                </wp:positionH>
-                <wp:positionV relativeFrom="paragraph">
-                  <wp:posOffset>10677525</wp:posOffset>
-                </wp:positionV>
-                <wp:extent cx="1637665" cy="381635"/>
-                <wp:effectExtent l="635" t="0" r="0" b="0"/>
-                <wp:wrapSquare wrapText="bothSides"/>
-                <wp:docPr id="47" name="Frame 9"/>
-                <a:graphic xmlns:a="http://schemas.openxmlformats.org/drawingml/2006/main">
-                  <a:graphicData uri="http://schemas.microsoft.com/office/word/2010/wordprocessingShape">
-                    <wps:wsp>
-                      <wps:cNvSpPr/>
-                      <wps:spPr>
-                        <a:xfrm>
-                          <a:off x="0" y="0"/>
-                          <a:ext cx="1637640" cy="381600"/>
-                        </a:xfrm>
-                        <a:prstGeom prst="rect">
-                          <a:avLst/>
-                        </a:prstGeom>
-                        <a:noFill/>
-                        <a:ln w="0">
-                          <a:noFill/>
-                        </a:ln>
-                      </wps:spPr>
-                      <wps:style>
-                        <a:lnRef idx="0"/>
-                        <a:fillRef idx="0"/>
-                        <a:effectRef idx="0"/>
-                        <a:fontRef idx="minor"/>
-                      </wps:style>
-                      <wps:txbx>
-                        <w:txbxContent>
-                          <w:p>
-                            <w:pPr>
-                              <w:pStyle w:val="FrameContents"/>
-                              <w:jc w:val="left"/>
-                              <w:rPr>
-                                <w:b/>
-                                <w:bCs/>
-                                <w:sz w:val="22"/>
-                                <w:szCs w:val="22"/>
-                              </w:rPr>
-                            </w:pPr>
-                            <w:r>
-                              <w:rPr>
-                                <w:b/>
-                                <w:bCs/>
-                                <w:color w:val="000000"/>
-                                <w:sz w:val="22"/>
-                                <w:szCs w:val="22"/>
-                              </w:rPr>
-                              <w:t>{examination}</w:t>
-                            </w:r>
-                          </w:p>
-                        </w:txbxContent>
-                      </wps:txbx>
-                      <wps:bodyPr lIns="0" rIns="0" tIns="0" bIns="0" anchor="ctr">
-                        <a:noAutofit/>
-                      </wps:bodyPr>
-                    </wps:wsp>
-                  </a:graphicData>
-                </a:graphic>
-              </wp:anchor>
-            </w:drawing>
-          </mc:Choice>
-          <mc:Fallback>
-            <w:pict>
-              <v:rect id="shape_0" ID="Frame 9" path="m0,0l-2147483645,0l-2147483645,-2147483646l0,-2147483646xe" stroked="f" o:allowincell="f" style="position:absolute;margin-left:370.4pt;margin-top:840.75pt;width:128.9pt;height:30pt;mso-wrap-style:square;v-text-anchor:middle">
-                <v:fill o:detectmouseclick="t" on="false"/>
-                <v:stroke color="#3465a4" joinstyle="round" endcap="flat"/>
-                <v:textbox>
-                  <w:txbxContent>
-                    <w:p>
-                      <w:pPr>
-                        <w:pStyle w:val="FrameContents"/>
-                        <w:jc w:val="left"/>
-                        <w:rPr>
-                          <w:b/>
-                          <w:bCs/>
-                          <w:sz w:val="22"/>
-                          <w:szCs w:val="22"/>
-                        </w:rPr>
-                      </w:pPr>
-                      <w:r>
-                        <w:rPr>
-                          <w:b/>
-                          <w:bCs/>
-                          <w:color w:val="000000"/>
-                          <w:sz w:val="22"/>
-                          <w:szCs w:val="22"/>
-                        </w:rPr>
-                        <w:t>{examination}</w:t>
-                      </w:r>
-                    </w:p>
-                  </w:txbxContent>
-                </v:textbox>
-                <w10:wrap type="square"/>
-              </v:rect>
-            </w:pict>
-          </mc:Fallback>
-        </mc:AlternateContent>
-        <mc:AlternateContent>
-          <mc:Choice Requires="wps">
-            <w:drawing>
-              <wp:anchor behindDoc="0" distT="0" distB="0" distL="635" distR="0" simplePos="0" locked="0" layoutInCell="0" allowOverlap="1" relativeHeight="96">
+              <wp:anchor behindDoc="0" distT="0" distB="0" distL="635" distR="0" simplePos="0" locked="0" layoutInCell="0" allowOverlap="1" relativeHeight="92">
                 <wp:simplePos x="0" y="0"/>
                 <wp:positionH relativeFrom="column">
                   <wp:posOffset>2515870</wp:posOffset>
                 </wp:positionH>
                 <wp:positionV relativeFrom="paragraph">
-                  <wp:posOffset>5128895</wp:posOffset>
+                  <wp:posOffset>5037455</wp:posOffset>
                 </wp:positionV>
                 <wp:extent cx="1412875" cy="381635"/>
                 <wp:effectExtent l="635" t="0" r="0" b="0"/>
                 <wp:wrapSquare wrapText="bothSides"/>
-                <wp:docPr id="48" name="Frame 10"/>
+                <wp:docPr id="46" name="Frame 10"/>
                 <a:graphic xmlns:a="http://schemas.openxmlformats.org/drawingml/2006/main">
                   <a:graphicData uri="http://schemas.microsoft.com/office/word/2010/wordprocessingShape">
                     <wps:wsp>
@@ -5088,7 +4872,7 @@
           </mc:Choice>
           <mc:Fallback>
             <w:pict>
-              <v:rect id="shape_0" ID="Frame 10" path="m0,0l-2147483645,0l-2147483645,-2147483646l0,-2147483646xe" stroked="f" o:allowincell="f" style="position:absolute;margin-left:198.1pt;margin-top:403.85pt;width:111.2pt;height:30pt;mso-wrap-style:square;v-text-anchor:middle">
+              <v:rect id="shape_0" ID="Frame 10" path="m0,0l-2147483645,0l-2147483645,-2147483646l0,-2147483646xe" stroked="f" o:allowincell="f" style="position:absolute;margin-left:198.1pt;margin-top:396.65pt;width:111.2pt;height:30pt;mso-wrap-style:square;v-text-anchor:middle">
                 <v:fill o:detectmouseclick="t" on="false"/>
                 <v:stroke color="#3465a4" joinstyle="round" endcap="flat"/>
                 <v:textbox>
@@ -5113,115 +4897,6 @@
                           <w:szCs w:val="22"/>
                         </w:rPr>
                         <w:t>{sem}</w:t>
-                      </w:r>
-                    </w:p>
-                  </w:txbxContent>
-                </v:textbox>
-                <w10:wrap type="square"/>
-              </v:rect>
-            </w:pict>
-          </mc:Fallback>
-        </mc:AlternateContent>
-        <mc:AlternateContent>
-          <mc:Choice Requires="wps">
-            <w:drawing>
-              <wp:anchor behindDoc="0" distT="0" distB="0" distL="635" distR="0" simplePos="0" locked="0" layoutInCell="0" allowOverlap="1" relativeHeight="98">
-                <wp:simplePos x="0" y="0"/>
-                <wp:positionH relativeFrom="column">
-                  <wp:posOffset>4867910</wp:posOffset>
-                </wp:positionH>
-                <wp:positionV relativeFrom="paragraph">
-                  <wp:posOffset>10677525</wp:posOffset>
-                </wp:positionV>
-                <wp:extent cx="1637665" cy="381635"/>
-                <wp:effectExtent l="635" t="0" r="0" b="0"/>
-                <wp:wrapSquare wrapText="bothSides"/>
-                <wp:docPr id="49" name="Frame 11"/>
-                <a:graphic xmlns:a="http://schemas.openxmlformats.org/drawingml/2006/main">
-                  <a:graphicData uri="http://schemas.microsoft.com/office/word/2010/wordprocessingShape">
-                    <wps:wsp>
-                      <wps:cNvSpPr/>
-                      <wps:spPr>
-                        <a:xfrm>
-                          <a:off x="0" y="0"/>
-                          <a:ext cx="1637640" cy="381600"/>
-                        </a:xfrm>
-                        <a:prstGeom prst="rect">
-                          <a:avLst/>
-                        </a:prstGeom>
-                        <a:noFill/>
-                        <a:ln w="0">
-                          <a:noFill/>
-                        </a:ln>
-                      </wps:spPr>
-                      <wps:style>
-                        <a:lnRef idx="0"/>
-                        <a:fillRef idx="0"/>
-                        <a:effectRef idx="0"/>
-                        <a:fontRef idx="minor"/>
-                      </wps:style>
-                      <wps:txbx>
-                        <w:txbxContent>
-                          <w:p>
-                            <w:pPr>
-                              <w:pStyle w:val="FrameContents"/>
-                              <w:jc w:val="left"/>
-                              <w:rPr>
-                                <w:b/>
-                                <w:bCs/>
-                                <w:sz w:val="22"/>
-                                <w:szCs w:val="22"/>
-                              </w:rPr>
-                            </w:pPr>
-                            <w:r>
-                              <w:rPr>
-                                <w:b/>
-                                <w:bCs/>
-                                <w:color w:val="000000"/>
-                                <w:sz w:val="22"/>
-                                <w:szCs w:val="22"/>
-                              </w:rPr>
-                              <w:t>{examination}</w:t>
-                            </w:r>
-                          </w:p>
-                        </w:txbxContent>
-                      </wps:txbx>
-                      <wps:bodyPr lIns="0" rIns="0" tIns="0" bIns="0" anchor="ctr">
-                        <a:noAutofit/>
-                      </wps:bodyPr>
-                    </wps:wsp>
-                  </a:graphicData>
-                </a:graphic>
-              </wp:anchor>
-            </w:drawing>
-          </mc:Choice>
-          <mc:Fallback>
-            <w:pict>
-              <v:rect id="shape_0" ID="Frame 11" path="m0,0l-2147483645,0l-2147483645,-2147483646l0,-2147483646xe" stroked="f" o:allowincell="f" style="position:absolute;margin-left:383.3pt;margin-top:840.75pt;width:128.9pt;height:30pt;mso-wrap-style:square;v-text-anchor:middle">
-                <v:fill o:detectmouseclick="t" on="false"/>
-                <v:stroke color="#3465a4" joinstyle="round" endcap="flat"/>
-                <v:textbox>
-                  <w:txbxContent>
-                    <w:p>
-                      <w:pPr>
-                        <w:pStyle w:val="FrameContents"/>
-                        <w:jc w:val="left"/>
-                        <w:rPr>
-                          <w:b/>
-                          <w:bCs/>
-                          <w:sz w:val="22"/>
-                          <w:szCs w:val="22"/>
-                        </w:rPr>
-                      </w:pPr>
-                      <w:r>
-                        <w:rPr>
-                          <w:b/>
-                          <w:bCs/>
-                          <w:color w:val="000000"/>
-                          <w:sz w:val="22"/>
-                          <w:szCs w:val="22"/>
-                        </w:rPr>
-                        <w:t>{examination}</w:t>
                       </w:r>
                     </w:p>
                   </w:txbxContent>
